--- a/aulas/aula-02-dados/roteiro-aula-02-dados.docx
+++ b/aulas/aula-02-dados/roteiro-aula-02-dados.docx
@@ -62,7 +62,7 @@
           <w:color w:val="F5A623"/>
           <w:sz w:val="18"/>
         </w:rPr>
-        <w:t xml:space="preserve">  0:00 – 0:05  |  Recap e contexto da aula</w:t>
+        <w:t xml:space="preserve">  0:00 – 0:03  |  Recap e contexto da aula</w:t>
       </w:r>
     </w:p>
     <w:p>
@@ -117,7 +117,7 @@
           <w:color w:val="0D1B3E"/>
           <w:sz w:val="30"/>
         </w:rPr>
-        <w:t>PARTE 1 — TEORIA (30 min)</w:t>
+        <w:t>PARTE 1 — TEORIA (20 min)</w:t>
       </w:r>
     </w:p>
     <w:p>
@@ -127,7 +127,7 @@
           <w:color w:val="F5A623"/>
           <w:sz w:val="18"/>
         </w:rPr>
-        <w:t xml:space="preserve">  0:05 – 0:30</w:t>
+        <w:t xml:space="preserve">  0:03 – 0:20</w:t>
       </w:r>
     </w:p>
     <w:p>
@@ -371,7 +371,7 @@
           <w:color w:val="0D1B3E"/>
           <w:sz w:val="30"/>
         </w:rPr>
-        <w:t>PARTE 2 — LIVE CODING (90 min)</w:t>
+        <w:t>PARTE 2 — LIVE CODING (40 min)</w:t>
       </w:r>
     </w:p>
     <w:p>
@@ -381,7 +381,7 @@
           <w:color w:val="F5A623"/>
           <w:sz w:val="18"/>
         </w:rPr>
-        <w:t xml:space="preserve">  0:30 – 2:00</w:t>
+        <w:t xml:space="preserve">  0:20 – 0:55</w:t>
       </w:r>
     </w:p>
     <w:p>
@@ -2038,7 +2038,7 @@
           <w:color w:val="F5A623"/>
           <w:sz w:val="18"/>
         </w:rPr>
-        <w:t xml:space="preserve">  1:55 – 2:00</w:t>
+        <w:t xml:space="preserve">  0:55 – 1:00</w:t>
       </w:r>
     </w:p>
     <w:p>
